--- a/exports/C08/C08_Variance_bloc.docx
+++ b/exports/C08/C08_Variance_bloc.docx
@@ -968,7 +968,7 @@
         <w:pStyle w:val="Heading3"/>
       </w:pPr>
       <w:r>
-        <w:t xml:space="preserve">2.1 Définition de la teneur d’un bloc</w:t>
+        <w:t xml:space="preserve">Définition de la teneur d’un bloc</w:t>
       </w:r>
     </w:p>
     <w:p>
@@ -1335,7 +1335,7 @@
         <w:pStyle w:val="Heading3"/>
       </w:pPr>
       <w:r>
-        <w:t xml:space="preserve">2.2 Variance de bloc</w:t>
+        <w:t xml:space="preserve">Variance de bloc</w:t>
       </w:r>
     </w:p>
     <w:p>
@@ -1898,7 +1898,7 @@
         <w:pStyle w:val="Heading3"/>
       </w:pPr>
       <w:r>
-        <w:t xml:space="preserve">2.3 Covariance et variogramme moyens</w:t>
+        <w:t xml:space="preserve">Covariance et variogramme moyens</w:t>
       </w:r>
     </w:p>
     <w:p>
@@ -2860,7 +2860,7 @@
         <w:pStyle w:val="Heading3"/>
       </w:pPr>
       <w:r>
-        <w:t xml:space="preserve">2.4 Exemple 1 — Modèle sphérique</w:t>
+        <w:t xml:space="preserve">Exemple 1 — Modèle sphérique</w:t>
       </w:r>
     </w:p>
     <w:p>
@@ -2990,7 +2990,7 @@
         <w:pStyle w:val="Heading3"/>
       </w:pPr>
       <w:r>
-        <w:t xml:space="preserve">2.5 Exemple 2 — Modèle exponentiel avec effet de pépite</w:t>
+        <w:t xml:space="preserve">Exemple 2 — Modèle exponentiel avec effet de pépite</w:t>
       </w:r>
     </w:p>
     <w:p>
@@ -3280,7 +3280,7 @@
         <w:pStyle w:val="Heading3"/>
       </w:pPr>
       <w:r>
-        <w:t xml:space="preserve">2.6 Propriétés</w:t>
+        <w:t xml:space="preserve">Propriétés</w:t>
       </w:r>
     </w:p>
     <w:p>
@@ -3498,7 +3498,7 @@
         <w:pStyle w:val="Heading3"/>
       </w:pPr>
       <w:r>
-        <w:t xml:space="preserve">2.7 Variogramme de blocs</w:t>
+        <w:t xml:space="preserve">Variogramme de blocs</w:t>
       </w:r>
     </w:p>
     <w:p>
@@ -8441,7 +8441,7 @@
         <w:pStyle w:val="Heading3"/>
       </w:pPr>
       <w:r>
-        <w:t xml:space="preserve">3.1 Expressions équivalentes</w:t>
+        <w:t xml:space="preserve">Expressions équivalentes</w:t>
       </w:r>
     </w:p>
     <w:p>
@@ -8711,7 +8711,7 @@
         <w:pStyle w:val="Heading3"/>
       </w:pPr>
       <w:r>
-        <w:t xml:space="preserve">3.2 Propriétés</w:t>
+        <w:t xml:space="preserve">Propriétés</w:t>
       </w:r>
     </w:p>
     <w:p>
@@ -9038,7 +9038,7 @@
         <w:pStyle w:val="Heading3"/>
       </w:pPr>
       <w:r>
-        <w:t xml:space="preserve">3.3 Applications</w:t>
+        <w:t xml:space="preserve">Applications</w:t>
       </w:r>
     </w:p>
     <w:p>
@@ -9095,7 +9095,7 @@
         <w:pStyle w:val="Heading3"/>
       </w:pPr>
       <w:r>
-        <w:t xml:space="preserve">3.4 Additivité des dispersions</w:t>
+        <w:t xml:space="preserve">Additivité des dispersions</w:t>
       </w:r>
     </w:p>
     <w:p>
@@ -9608,7 +9608,7 @@
         <w:pStyle w:val="Heading4"/>
       </w:pPr>
       <w:r>
-        <w:t xml:space="preserve">3.4.1 Exemple pratique : piles de stockage</w:t>
+        <w:t xml:space="preserve">Exemple pratique : piles de stockage</w:t>
       </w:r>
     </w:p>
     <w:p>
@@ -9979,7 +9979,7 @@
         <w:pStyle w:val="Heading3"/>
       </w:pPr>
       <w:r>
-        <w:t xml:space="preserve">3.5 Notes importantes concernant l’effet de pépite</w:t>
+        <w:t xml:space="preserve">Notes importantes concernant l’effet de pépite</w:t>
       </w:r>
     </w:p>
     <w:p>
@@ -10140,7 +10140,7 @@
         <w:pStyle w:val="Heading3"/>
       </w:pPr>
       <w:r>
-        <w:t xml:space="preserve">3.6 Remarque finale</w:t>
+        <w:t xml:space="preserve">Remarque finale</w:t>
       </w:r>
     </w:p>
     <w:p>
@@ -10471,7 +10471,7 @@
         <w:pStyle w:val="Heading3"/>
       </w:pPr>
       <w:r>
-        <w:t xml:space="preserve">4.1 Exemple : comparer quatre stratégies d’exploitation</w:t>
+        <w:t xml:space="preserve">Exemple : comparer quatre stratégies d’exploitation</w:t>
       </w:r>
     </w:p>
     <w:p>
@@ -10923,7 +10923,7 @@
         <w:pStyle w:val="Heading4"/>
       </w:pPr>
       <w:r>
-        <w:t xml:space="preserve">4.1.1 Scénario 1 — une pelle</w:t>
+        <w:t xml:space="preserve">Scénario 1 — une pelle</w:t>
       </w:r>
     </w:p>
     <w:p>
@@ -11290,7 +11290,7 @@
         <w:pStyle w:val="Heading4"/>
       </w:pPr>
       <w:r>
-        <w:t xml:space="preserve">4.1.2 Scénario 2 — deux pelles indépendantes</w:t>
+        <w:t xml:space="preserve">Scénario 2 — deux pelles indépendantes</w:t>
       </w:r>
     </w:p>
     <w:p>
@@ -12424,7 +12424,7 @@
         <w:pStyle w:val="Heading4"/>
       </w:pPr>
       <w:r>
-        <w:t xml:space="preserve">4.1.3 Scénario 3 — pile d’homogénéisation de 15 Kt</w:t>
+        <w:t xml:space="preserve">Scénario 3 — pile d’homogénéisation de 15 Kt</w:t>
       </w:r>
     </w:p>
     <w:p>
@@ -13248,7 +13248,7 @@
         <w:pStyle w:val="Heading4"/>
       </w:pPr>
       <w:r>
-        <w:t xml:space="preserve">4.1.4 Scénario 4 — pile d’homogénéisation de 90 Kt</w:t>
+        <w:t xml:space="preserve">Scénario 4 — pile d’homogénéisation de 90 Kt</w:t>
       </w:r>
     </w:p>
     <w:p>
@@ -13555,7 +13555,7 @@
         <w:pStyle w:val="Heading3"/>
       </w:pPr>
       <w:r>
-        <w:t xml:space="preserve">4.2 Analyse des résultats</w:t>
+        <w:t xml:space="preserve">Analyse des résultats</w:t>
       </w:r>
     </w:p>
     <w:tbl>
@@ -15352,7 +15352,7 @@
         <w:pStyle w:val="Heading3"/>
       </w:pPr>
       <w:r>
-        <w:t xml:space="preserve">5.1 Interprétation</w:t>
+        <w:t xml:space="preserve">Interprétation</w:t>
       </w:r>
     </w:p>
     <w:p>
@@ -15829,7 +15829,7 @@
         <w:pStyle w:val="Heading3"/>
       </w:pPr>
       <w:r>
-        <w:t xml:space="preserve">5.2 Remarques importantes</w:t>
+        <w:t xml:space="preserve">Remarques importantes</w:t>
       </w:r>
     </w:p>
     <w:p>
@@ -16070,7 +16070,7 @@
         <w:pStyle w:val="Heading3"/>
       </w:pPr>
       <w:r>
-        <w:t xml:space="preserve">5.3 Formulation avec le variogramme</w:t>
+        <w:t xml:space="preserve">Formulation avec le variogramme</w:t>
       </w:r>
     </w:p>
     <w:p>
@@ -16503,7 +16503,7 @@
         <w:pStyle w:val="Heading3"/>
       </w:pPr>
       <w:r>
-        <w:t xml:space="preserve">5.4 Variance d’extension</w:t>
+        <w:t xml:space="preserve">Variance d’extension</w:t>
       </w:r>
     </w:p>
     <w:p>
@@ -16780,7 +16780,7 @@
         <w:pStyle w:val="Heading3"/>
       </w:pPr>
       <w:r>
-        <w:t xml:space="preserve">5.5 Combinaison d’erreurs élémentaires</w:t>
+        <w:t xml:space="preserve">Combinaison d’erreurs élémentaires</w:t>
       </w:r>
     </w:p>
     <w:p>
@@ -16935,7 +16935,7 @@
         <w:pStyle w:val="Heading4"/>
       </w:pPr>
       <w:r>
-        <w:t xml:space="preserve">5.5.1 i. Grille régulière (</w:t>
+        <w:t xml:space="preserve">i. Grille régulière (</w:t>
       </w:r>
       <w:r>
         <w:rPr>
@@ -17092,7 +17092,7 @@
         <w:pStyle w:val="Heading4"/>
       </w:pPr>
       <w:r>
-        <w:t xml:space="preserve">5.5.2 ii. Échantillonnage aléatoire stratifié (</w:t>
+        <w:t xml:space="preserve">ii. Échantillonnage aléatoire stratifié (</w:t>
       </w:r>
       <w:r>
         <w:rPr>
@@ -17244,7 +17244,7 @@
         <w:pStyle w:val="Heading4"/>
       </w:pPr>
       <w:r>
-        <w:t xml:space="preserve">5.5.3 iii. Échantillonnage quelconque</w:t>
+        <w:t xml:space="preserve">iii. Échantillonnage quelconque</w:t>
       </w:r>
     </w:p>
     <w:p>
@@ -17427,7 +17427,7 @@
         <w:pStyle w:val="Heading4"/>
       </w:pPr>
       <w:r>
-        <w:t xml:space="preserve">5.5.4 Remarques</w:t>
+        <w:t xml:space="preserve">Remarques</w:t>
       </w:r>
     </w:p>
     <w:p>
@@ -17461,7 +17461,7 @@
         <w:pStyle w:val="Heading4"/>
       </w:pPr>
       <w:r>
-        <w:t xml:space="preserve">5.5.5 Exemple</w:t>
+        <w:t xml:space="preserve">Exemple</w:t>
       </w:r>
     </w:p>
     <w:p>
